--- a/System Architecture Diagram.docx
+++ b/System Architecture Diagram.docx
@@ -305,7 +305,29 @@
           <w:bCs/>
           <w:color w:val="215E99" w:themeColor="text2" w:themeTint="BF"/>
         </w:rPr>
-        <w:t xml:space="preserve">How does the Flutter application communicate with </w:t>
+        <w:t xml:space="preserve">How does the Flutter </w:t>
+      </w:r>
+      <w:r>
+        <w:rPr>
+          <w:rFonts w:ascii="Calibri" w:eastAsia="MS Gothic" w:hAnsi="Calibri" w:cs="Times New Roman"/>
+          <w:b/>
+          <w:bCs/>
+          <w:color w:val="2B547E"/>
+          <w:kern w:val="0"/>
+          <w:sz w:val="26"/>
+          <w:szCs w:val="26"/>
+          <w:lang w:val="en-US"/>
+          <w14:ligatures w14:val="none"/>
+        </w:rPr>
+        <w:t>application</w:t>
+      </w:r>
+      <w:r>
+        <w:rPr>
+          <w:b/>
+          <w:bCs/>
+          <w:color w:val="215E99" w:themeColor="text2" w:themeTint="BF"/>
+        </w:rPr>
+        <w:t xml:space="preserve"> communicate with </w:t>
       </w:r>
       <w:proofErr w:type="spellStart"/>
       <w:r>
@@ -590,6 +612,42 @@
         </w:rPr>
         <w:t xml:space="preserve"> rather than maintaining separate sets of vehicle, customer, queue and reservation information.This shared architecture allows the two applications to work together as a single integrated Car Wash Management System.</w:t>
       </w:r>
+    </w:p>
+    <w:p>
+      <w:pPr>
+        <w:rPr>
+          <w:color w:val="595959" w:themeColor="text1" w:themeTint="A6"/>
+          <w:sz w:val="20"/>
+          <w:szCs w:val="20"/>
+        </w:rPr>
+      </w:pPr>
+    </w:p>
+    <w:p>
+      <w:pPr>
+        <w:rPr>
+          <w:color w:val="595959" w:themeColor="text1" w:themeTint="A6"/>
+          <w:sz w:val="20"/>
+          <w:szCs w:val="20"/>
+        </w:rPr>
+      </w:pPr>
+      <w:r>
+        <w:rPr>
+          <w:color w:val="595959" w:themeColor="text1" w:themeTint="A6"/>
+          <w:sz w:val="20"/>
+          <w:szCs w:val="20"/>
+        </w:rPr>
+        <w:t xml:space="preserve">Link: </w:t>
+      </w:r>
+      <w:hyperlink r:id="rId5" w:history="1">
+        <w:r>
+          <w:rPr>
+            <w:rStyle w:val="Hyperlink"/>
+            <w:sz w:val="20"/>
+            <w:szCs w:val="20"/>
+          </w:rPr>
+          <w:t>https://app.creately.com/d/1aK5nNTFgPo/edit</w:t>
+        </w:r>
+      </w:hyperlink>
     </w:p>
     <w:sectPr>
       <w:pgSz w:w="11906" w:h="16838"/>
@@ -1205,6 +1263,7 @@
   <w:style w:type="character" w:default="1" w:styleId="DefaultParagraphFont">
     <w:name w:val="Default Paragraph Font"/>
     <w:uiPriority w:val="1"/>
+    <w:semiHidden/>
     <w:unhideWhenUsed/>
   </w:style>
   <w:style w:type="table" w:default="1" w:styleId="TableNormal">
@@ -1516,6 +1575,29 @@
       <w:smallCaps/>
       <w:color w:val="0F4761" w:themeColor="accent1" w:themeShade="BF"/>
       <w:spacing w:val="5"/>
+    </w:rPr>
+  </w:style>
+  <w:style w:type="character" w:styleId="Hyperlink">
+    <w:name w:val="Hyperlink"/>
+    <w:basedOn w:val="DefaultParagraphFont"/>
+    <w:uiPriority w:val="99"/>
+    <w:unhideWhenUsed/>
+    <w:rsid w:val="00717CA4"/>
+    <w:rPr>
+      <w:color w:val="467886" w:themeColor="hyperlink"/>
+      <w:u w:val="single"/>
+    </w:rPr>
+  </w:style>
+  <w:style w:type="character" w:styleId="UnresolvedMention">
+    <w:name w:val="Unresolved Mention"/>
+    <w:basedOn w:val="DefaultParagraphFont"/>
+    <w:uiPriority w:val="99"/>
+    <w:semiHidden/>
+    <w:unhideWhenUsed/>
+    <w:rsid w:val="00717CA4"/>
+    <w:rPr>
+      <w:color w:val="605E5C"/>
+      <w:shd w:val="clear" w:color="auto" w:fill="E1DFDD"/>
     </w:rPr>
   </w:style>
 </w:styles>
